--- a/examples/autoencoder/doc/README.docx
+++ b/examples/autoencoder/doc/README.docx
@@ -357,7 +357,11 @@
       </w:r>
     </w:p>
     <w:bookmarkEnd w:id="34"/>
-    <w:sectPr/>
+    <w:sectPr>
+      <w:footnotePr>
+        <w:numRestart w:val="eachSect"/>
+      </w:footnotePr>
+    </w:sectPr>
   </w:body>
 </w:document>
 </file>
@@ -635,8 +639,6 @@
     </w:pPr>
     <w:rPr>
       <w:rFonts w:asciiTheme="majorHAnsi" w:cstheme="majorBidi" w:eastAsiaTheme="majorEastAsia" w:hAnsiTheme="majorHAnsi"/>
-      <w:spacing w:val="-10"/>
-      <w:kern w:val="28"/>
       <w:sz w:val="56"/>
       <w:szCs w:val="56"/>
     </w:rPr>
@@ -649,15 +651,13 @@
     <w:rsid w:val="00A10FD9"/>
     <w:rPr>
       <w:rFonts w:asciiTheme="majorHAnsi" w:cstheme="majorBidi" w:eastAsiaTheme="majorEastAsia" w:hAnsiTheme="majorHAnsi"/>
-      <w:spacing w:val="-10"/>
-      <w:kern w:val="28"/>
       <w:sz w:val="56"/>
       <w:szCs w:val="56"/>
     </w:rPr>
   </w:style>
   <w:style w:styleId="Subtitle" w:type="paragraph">
     <w:name w:val="Subtitle"/>
-    <w:basedOn w:val="Normal"/>
+    <w:basedOn w:val="Title"/>
     <w:next w:val="BodyText"/>
     <w:link w:val="SubtitleChar"/>
     <w:uiPriority w:val="11"/>
@@ -668,6 +668,19 @@
         <w:ilvl w:val="1"/>
       </w:numPr>
     </w:pPr>
+    <w:rPr>
+      <w:rFonts w:cstheme="majorBidi" w:eastAsiaTheme="majorEastAsia"/>
+      <w:spacing w:val="15"/>
+      <w:sz w:val="28"/>
+      <w:szCs w:val="28"/>
+    </w:rPr>
+  </w:style>
+  <w:style w:customStyle="1" w:styleId="SubtitleChar" w:type="character">
+    <w:name w:val="Subtitle Char"/>
+    <w:basedOn w:val="DefaultParagraphFont"/>
+    <w:link w:val="Subtitle"/>
+    <w:uiPriority w:val="11"/>
+    <w:rsid w:val="00A10FD9"/>
     <w:rPr>
       <w:rFonts w:cstheme="majorBidi" w:eastAsiaTheme="majorEastAsia"/>
       <w:color w:themeColor="text1" w:themeTint="A6" w:val="595959"/>
@@ -676,39 +689,33 @@
       <w:szCs w:val="28"/>
     </w:rPr>
   </w:style>
-  <w:style w:customStyle="1" w:styleId="SubtitleChar" w:type="character">
-    <w:name w:val="Subtitle Char"/>
-    <w:basedOn w:val="DefaultParagraphFont"/>
-    <w:link w:val="Subtitle"/>
-    <w:uiPriority w:val="11"/>
-    <w:rsid w:val="00A10FD9"/>
-    <w:rPr>
-      <w:rFonts w:cstheme="majorBidi" w:eastAsiaTheme="majorEastAsia"/>
-      <w:color w:themeColor="text1" w:themeTint="A6" w:val="595959"/>
-      <w:spacing w:val="15"/>
-      <w:sz w:val="28"/>
-      <w:szCs w:val="28"/>
-    </w:rPr>
-  </w:style>
   <w:style w:customStyle="1" w:styleId="Author" w:type="paragraph">
     <w:name w:val="Author"/>
+    <w:basedOn w:val="Title"/>
     <w:next w:val="BodyText"/>
     <w:qFormat/>
     <w:pPr>
       <w:keepNext/>
       <w:keepLines/>
-      <w:jc w:val="center"/>
-    </w:pPr>
+    </w:pPr>
+    <w:rPr>
+      <w:sz w:val="24"/>
+      <w:szCs w:val="24"/>
+    </w:rPr>
   </w:style>
   <w:style w:styleId="Date" w:type="paragraph">
     <w:name w:val="Date"/>
+    <w:basedOn w:val="Title"/>
     <w:next w:val="BodyText"/>
     <w:qFormat/>
     <w:pPr>
       <w:keepNext/>
       <w:keepLines/>
-      <w:jc w:val="center"/>
-    </w:pPr>
+    </w:pPr>
+    <w:rPr>
+      <w:sz w:val="24"/>
+      <w:szCs w:val="24"/>
+    </w:rPr>
   </w:style>
   <w:style w:customStyle="1" w:styleId="AbstractTitle" w:type="paragraph">
     <w:name w:val="Abstract Title"/>
@@ -723,7 +730,6 @@
     </w:pPr>
     <w:rPr>
       <w:b/>
-      <w:color w:val="345A8A"/>
       <w:sz w:val="20"/>
       <w:szCs w:val="20"/>
     </w:rPr>

--- a/examples/autoencoder/doc/README.docx
+++ b/examples/autoencoder/doc/README.docx
@@ -16,7 +16,7 @@
         <w:pStyle w:val="FirstParagraph"/>
       </w:pPr>
       <w:r>
-        <w:t xml:space="preserve">Collection of autoencoder examples applied to time-series windows. Each link points to the corresponding</w:t>
+        <w:t xml:space="preserve">This section is for readers who want to understand how</w:t>
       </w:r>
       <w:r>
         <w:t xml:space="preserve"> </w:t>
@@ -25,18 +25,73 @@
         <w:rPr>
           <w:rStyle w:val="VerbatimChar"/>
         </w:rPr>
-        <w:t xml:space="preserve">.md</w:t>
+        <w:t xml:space="preserve">daltoolboxdp</w:t>
       </w:r>
       <w:r>
         <w:t xml:space="preserve"> </w:t>
       </w:r>
       <w:r>
-        <w:t xml:space="preserve">file and includes a brief description.</w:t>
-      </w:r>
-    </w:p>
-    <w:p>
-      <w:pPr>
-        <w:pStyle w:val="Compact"/>
+        <w:t xml:space="preserve">brings Python-backed deep learning models into the</w:t>
+      </w:r>
+      <w:r>
+        <w:t xml:space="preserve"> </w:t>
+      </w:r>
+      <w:r>
+        <w:rPr>
+          <w:rStyle w:val="VerbatimChar"/>
+        </w:rPr>
+        <w:t xml:space="preserve">daltoolbox</w:t>
+      </w:r>
+      <w:r>
+        <w:t xml:space="preserve"> </w:t>
+      </w:r>
+      <w:r>
+        <w:t xml:space="preserve">workflow. All examples work on time-series windows, so the main choice is the type of inductive bias you want in the autoencoder.</w:t>
+      </w:r>
+    </w:p>
+    <w:p>
+      <w:pPr>
+        <w:pStyle w:val="BodyText"/>
+      </w:pPr>
+      <w:r>
+        <w:t xml:space="preserve">Use these examples to answer questions such as:</w:t>
+      </w:r>
+    </w:p>
+    <w:p>
+      <w:pPr>
+        <w:numPr>
+          <w:ilvl w:val="0"/>
+          <w:numId w:val="1001"/>
+        </w:numPr>
+      </w:pPr>
+      <w:r>
+        <w:t xml:space="preserve">Do I just need a compact latent representation? Start with the simple autoencoder.</w:t>
+      </w:r>
+    </w:p>
+    <w:p>
+      <w:pPr>
+        <w:numPr>
+          <w:ilvl w:val="0"/>
+          <w:numId w:val="1001"/>
+        </w:numPr>
+      </w:pPr>
+      <w:r>
+        <w:t xml:space="preserve">Do I need reconstruction quality as well as encoding? Use the encode-decode variants.</w:t>
+      </w:r>
+    </w:p>
+    <w:p>
+      <w:pPr>
+        <w:numPr>
+          <w:ilvl w:val="0"/>
+          <w:numId w:val="1001"/>
+        </w:numPr>
+      </w:pPr>
+      <w:r>
+        <w:t xml:space="preserve">Do I want temporal memory, convolutional locality, denoising robustness, adversarial regularization, stacking, or a probabilistic latent space? Choose the corresponding family below.</w:t>
+      </w:r>
+    </w:p>
+    <w:p>
+      <w:pPr>
         <w:numPr>
           <w:ilvl w:val="0"/>
           <w:numId w:val="1001"/>
@@ -59,7 +114,6 @@
     </w:p>
     <w:p>
       <w:pPr>
-        <w:pStyle w:val="Compact"/>
         <w:numPr>
           <w:ilvl w:val="0"/>
           <w:numId w:val="1001"/>
@@ -82,7 +136,6 @@
     </w:p>
     <w:p>
       <w:pPr>
-        <w:pStyle w:val="Compact"/>
         <w:numPr>
           <w:ilvl w:val="0"/>
           <w:numId w:val="1001"/>
@@ -105,7 +158,6 @@
     </w:p>
     <w:p>
       <w:pPr>
-        <w:pStyle w:val="Compact"/>
         <w:numPr>
           <w:ilvl w:val="0"/>
           <w:numId w:val="1001"/>
@@ -128,7 +180,6 @@
     </w:p>
     <w:p>
       <w:pPr>
-        <w:pStyle w:val="Compact"/>
         <w:numPr>
           <w:ilvl w:val="0"/>
           <w:numId w:val="1001"/>
@@ -151,7 +202,6 @@
     </w:p>
     <w:p>
       <w:pPr>
-        <w:pStyle w:val="Compact"/>
         <w:numPr>
           <w:ilvl w:val="0"/>
           <w:numId w:val="1001"/>
@@ -174,7 +224,6 @@
     </w:p>
     <w:p>
       <w:pPr>
-        <w:pStyle w:val="Compact"/>
         <w:numPr>
           <w:ilvl w:val="0"/>
           <w:numId w:val="1001"/>
@@ -197,7 +246,6 @@
     </w:p>
     <w:p>
       <w:pPr>
-        <w:pStyle w:val="Compact"/>
         <w:numPr>
           <w:ilvl w:val="0"/>
           <w:numId w:val="1001"/>
@@ -220,7 +268,6 @@
     </w:p>
     <w:p>
       <w:pPr>
-        <w:pStyle w:val="Compact"/>
         <w:numPr>
           <w:ilvl w:val="0"/>
           <w:numId w:val="1001"/>
@@ -243,7 +290,6 @@
     </w:p>
     <w:p>
       <w:pPr>
-        <w:pStyle w:val="Compact"/>
         <w:numPr>
           <w:ilvl w:val="0"/>
           <w:numId w:val="1001"/>
@@ -266,7 +312,6 @@
     </w:p>
     <w:p>
       <w:pPr>
-        <w:pStyle w:val="Compact"/>
         <w:numPr>
           <w:ilvl w:val="0"/>
           <w:numId w:val="1001"/>
@@ -289,7 +334,6 @@
     </w:p>
     <w:p>
       <w:pPr>
-        <w:pStyle w:val="Compact"/>
         <w:numPr>
           <w:ilvl w:val="0"/>
           <w:numId w:val="1001"/>
@@ -312,7 +356,6 @@
     </w:p>
     <w:p>
       <w:pPr>
-        <w:pStyle w:val="Compact"/>
         <w:numPr>
           <w:ilvl w:val="0"/>
           <w:numId w:val="1001"/>
@@ -335,7 +378,6 @@
     </w:p>
     <w:p>
       <w:pPr>
-        <w:pStyle w:val="Compact"/>
         <w:numPr>
           <w:ilvl w:val="0"/>
           <w:numId w:val="1001"/>

--- a/examples/autoencoder/doc/README.docx
+++ b/examples/autoencoder/doc/README.docx
@@ -2,7 +2,7 @@
 <file path=word/document.xml><?xml version="1.0" encoding="utf-8"?>
 <w:document xmlns:w="http://schemas.openxmlformats.org/wordprocessingml/2006/main" xmlns:m="http://schemas.openxmlformats.org/officeDocument/2006/math" xmlns:r="http://schemas.openxmlformats.org/officeDocument/2006/relationships" xmlns:o="urn:schemas-microsoft-com:office:office" xmlns:v="urn:schemas-microsoft-com:vml" xmlns:w10="urn:schemas-microsoft-com:office:word" xmlns:a="http://schemas.openxmlformats.org/drawingml/2006/main" xmlns:pic="http://schemas.openxmlformats.org/drawingml/2006/picture" xmlns:wp="http://schemas.openxmlformats.org/drawingml/2006/wordprocessingDrawing">
   <w:body>
-    <w:bookmarkStart w:id="34" w:name="autoencoders-examples"/>
+    <w:bookmarkStart w:id="23" w:name="autoencoders-examples"/>
     <w:p>
       <w:pPr>
         <w:pStyle w:val="Heading1"/>
@@ -97,7 +97,7 @@
           <w:numId w:val="1001"/>
         </w:numPr>
       </w:pPr>
-      <w:hyperlink r:id="rId20">
+      <w:hyperlink r:id="rId9">
         <w:r>
           <w:rPr>
             <w:rStyle w:val="Hyperlink"/>
@@ -119,7 +119,7 @@
           <w:numId w:val="1001"/>
         </w:numPr>
       </w:pPr>
-      <w:hyperlink r:id="rId21">
+      <w:hyperlink r:id="rId10">
         <w:r>
           <w:rPr>
             <w:rStyle w:val="Hyperlink"/>
@@ -141,7 +141,7 @@
           <w:numId w:val="1001"/>
         </w:numPr>
       </w:pPr>
-      <w:hyperlink r:id="rId22">
+      <w:hyperlink r:id="rId11">
         <w:r>
           <w:rPr>
             <w:rStyle w:val="Hyperlink"/>
@@ -163,7 +163,7 @@
           <w:numId w:val="1001"/>
         </w:numPr>
       </w:pPr>
-      <w:hyperlink r:id="rId23">
+      <w:hyperlink r:id="rId12">
         <w:r>
           <w:rPr>
             <w:rStyle w:val="Hyperlink"/>
@@ -185,7 +185,7 @@
           <w:numId w:val="1001"/>
         </w:numPr>
       </w:pPr>
-      <w:hyperlink r:id="rId24">
+      <w:hyperlink r:id="rId13">
         <w:r>
           <w:rPr>
             <w:rStyle w:val="Hyperlink"/>
@@ -207,7 +207,7 @@
           <w:numId w:val="1001"/>
         </w:numPr>
       </w:pPr>
-      <w:hyperlink r:id="rId25">
+      <w:hyperlink r:id="rId14">
         <w:r>
           <w:rPr>
             <w:rStyle w:val="Hyperlink"/>
@@ -229,7 +229,7 @@
           <w:numId w:val="1001"/>
         </w:numPr>
       </w:pPr>
-      <w:hyperlink r:id="rId26">
+      <w:hyperlink r:id="rId15">
         <w:r>
           <w:rPr>
             <w:rStyle w:val="Hyperlink"/>
@@ -251,7 +251,7 @@
           <w:numId w:val="1001"/>
         </w:numPr>
       </w:pPr>
-      <w:hyperlink r:id="rId27">
+      <w:hyperlink r:id="rId16">
         <w:r>
           <w:rPr>
             <w:rStyle w:val="Hyperlink"/>
@@ -273,7 +273,7 @@
           <w:numId w:val="1001"/>
         </w:numPr>
       </w:pPr>
-      <w:hyperlink r:id="rId28">
+      <w:hyperlink r:id="rId17">
         <w:r>
           <w:rPr>
             <w:rStyle w:val="Hyperlink"/>
@@ -295,7 +295,7 @@
           <w:numId w:val="1001"/>
         </w:numPr>
       </w:pPr>
-      <w:hyperlink r:id="rId29">
+      <w:hyperlink r:id="rId18">
         <w:r>
           <w:rPr>
             <w:rStyle w:val="Hyperlink"/>
@@ -317,7 +317,7 @@
           <w:numId w:val="1001"/>
         </w:numPr>
       </w:pPr>
-      <w:hyperlink r:id="rId30">
+      <w:hyperlink r:id="rId19">
         <w:r>
           <w:rPr>
             <w:rStyle w:val="Hyperlink"/>
@@ -339,7 +339,7 @@
           <w:numId w:val="1001"/>
         </w:numPr>
       </w:pPr>
-      <w:hyperlink r:id="rId31">
+      <w:hyperlink r:id="rId20">
         <w:r>
           <w:rPr>
             <w:rStyle w:val="Hyperlink"/>
@@ -361,7 +361,7 @@
           <w:numId w:val="1001"/>
         </w:numPr>
       </w:pPr>
-      <w:hyperlink r:id="rId32">
+      <w:hyperlink r:id="rId21">
         <w:r>
           <w:rPr>
             <w:rStyle w:val="Hyperlink"/>
@@ -383,7 +383,7 @@
           <w:numId w:val="1001"/>
         </w:numPr>
       </w:pPr>
-      <w:hyperlink r:id="rId33">
+      <w:hyperlink r:id="rId22">
         <w:r>
           <w:rPr>
             <w:rStyle w:val="Hyperlink"/>
@@ -398,7 +398,7 @@
         <w:t xml:space="preserve">— Variational autoencoder (encode-decode) optimizing the ELBO (reconstruction + KL) for a smooth latent space.</w:t>
       </w:r>
     </w:p>
-    <w:bookmarkEnd w:id="34"/>
+    <w:bookmarkEnd w:id="23"/>
     <w:sectPr>
       <w:footnotePr>
         <w:numRestart w:val="eachSect"/>
@@ -626,10 +626,10 @@
   <w:docDefaults>
     <w:rPrDefault>
       <w:rPr>
-        <w:rFonts w:asciiTheme="minorHAnsi" w:cstheme="minorBidi" w:eastAsiaTheme="minorHAnsi" w:hAnsiTheme="minorHAnsi"/>
+        <w:rFonts w:asciiTheme="minorHAnsi" w:cstheme="minorBidi" w:eastAsiaTheme="minorEastAsia" w:hAnsiTheme="minorHAnsi"/>
         <w:sz w:val="24"/>
         <w:szCs w:val="24"/>
-        <w:lang w:bidi="ar-SA" w:eastAsia="en-US" w:val="en-US"/>
+        <w:lang w:bidi="ar-SA" w:eastAsia="zh-CN" w:val="en-US"/>
       </w:rPr>
     </w:rPrDefault>
     <w:pPrDefault>
@@ -1170,13 +1170,6 @@
       </w:tblCellMar>
     </w:tblPr>
     <w:tblStylePr w:type="firstRow">
-      <w:tblPr>
-        <w:jc w:val="left"/>
-        <w:tblInd w:type="dxa" w:w="0"/>
-      </w:tblPr>
-      <w:trPr>
-        <w:jc w:val="left"/>
-      </w:trPr>
       <w:tcPr>
         <w:tcBorders>
           <w:bottom w:val="single"/>

--- a/examples/autoencoder/doc/README.docx
+++ b/examples/autoencoder/doc/README.docx
@@ -59,6 +59,7 @@
     </w:p>
     <w:p>
       <w:pPr>
+        <w:pStyle w:val="Compact"/>
         <w:numPr>
           <w:ilvl w:val="0"/>
           <w:numId w:val="1001"/>
@@ -70,6 +71,7 @@
     </w:p>
     <w:p>
       <w:pPr>
+        <w:pStyle w:val="Compact"/>
         <w:numPr>
           <w:ilvl w:val="0"/>
           <w:numId w:val="1001"/>
@@ -81,6 +83,7 @@
     </w:p>
     <w:p>
       <w:pPr>
+        <w:pStyle w:val="Compact"/>
         <w:numPr>
           <w:ilvl w:val="0"/>
           <w:numId w:val="1001"/>
@@ -92,9 +95,108 @@
     </w:p>
     <w:p>
       <w:pPr>
+        <w:pStyle w:val="FirstParagraph"/>
+      </w:pPr>
+      <w:r>
+        <w:t xml:space="preserve">New architecture flexibility</w:t>
+      </w:r>
+      <w:r>
+        <w:t xml:space="preserve"> </w:t>
+      </w:r>
+      <w:r>
+        <w:t xml:space="preserve">- Dense autoencoders now expose encoder/decoder hidden sizes, hidden activations, decoder output activations, and LeakyReLU slope when applicable.</w:t>
+      </w:r>
+      <w:r>
+        <w:t xml:space="preserve"> </w:t>
+      </w:r>
+      <w:r>
+        <w:t xml:space="preserve">- Variational autoencoders now expose encoder/decoder depth, reconstruction loss (</w:t>
+      </w:r>
+      <w:r>
+        <w:rPr>
+          <w:rStyle w:val="VerbatimChar"/>
+        </w:rPr>
+        <w:t xml:space="preserve">"bce"</w:t>
+      </w:r>
+      <w:r>
+        <w:t xml:space="preserve"> </w:t>
+      </w:r>
+      <w:r>
+        <w:t xml:space="preserve">or</w:t>
+      </w:r>
+      <w:r>
+        <w:t xml:space="preserve"> </w:t>
+      </w:r>
+      <w:r>
+        <w:rPr>
+          <w:rStyle w:val="VerbatimChar"/>
+        </w:rPr>
+        <w:t xml:space="preserve">"mse"</w:t>
+      </w:r>
+      <w:r>
+        <w:t xml:space="preserve">), and activation/output activation choices.</w:t>
+      </w:r>
+      <w:r>
+        <w:t xml:space="preserve"> </w:t>
+      </w:r>
+      <w:r>
+        <w:t xml:space="preserve">- Adversarial autoencoders now expose encoder/decoder/discriminator topologies, dropout, latent prior scale, and optimizer-specific learning rates.</w:t>
+      </w:r>
+      <w:r>
+        <w:t xml:space="preserve"> </w:t>
+      </w:r>
+      <w:r>
+        <w:t xml:space="preserve">- Stacked autoencoders now allow stage-specific latent sizes and stage-specific hidden layouts, not only a repeated</w:t>
+      </w:r>
+      <w:r>
+        <w:t xml:space="preserve"> </w:t>
+      </w:r>
+      <w:r>
+        <w:rPr>
+          <w:rStyle w:val="VerbatimChar"/>
+        </w:rPr>
+        <w:t xml:space="preserve">k</w:t>
+      </w:r>
+      <w:r>
+        <w:t xml:space="preserve">.</w:t>
+      </w:r>
+      <w:r>
+        <w:t xml:space="preserve"> </w:t>
+      </w:r>
+      <w:r>
+        <w:t xml:space="preserve">- LSTM autoencoders now separate latent size from recurrent hidden size and expose</w:t>
+      </w:r>
+      <w:r>
+        <w:t xml:space="preserve"> </w:t>
+      </w:r>
+      <w:r>
+        <w:rPr>
+          <w:rStyle w:val="VerbatimChar"/>
+        </w:rPr>
+        <w:t xml:space="preserve">sequence_length</w:t>
+      </w:r>
+      <w:r>
+        <w:t xml:space="preserve">,</w:t>
+      </w:r>
+      <w:r>
+        <w:t xml:space="preserve"> </w:t>
+      </w:r>
+      <w:r>
+        <w:rPr>
+          <w:rStyle w:val="VerbatimChar"/>
+        </w:rPr>
+        <w:t xml:space="preserve">num_layers</w:t>
+      </w:r>
+      <w:r>
+        <w:t xml:space="preserve">, and recurrent dropout.</w:t>
+      </w:r>
+    </w:p>
+    <w:p>
+      <w:pPr>
+        <w:pStyle w:val="Compact"/>
         <w:numPr>
           <w:ilvl w:val="0"/>
-          <w:numId w:val="1001"/>
+          <w:numId w:val="1002"/>
         </w:numPr>
       </w:pPr>
       <w:hyperlink r:id="rId9">
@@ -114,9 +216,10 @@
     </w:p>
     <w:p>
       <w:pPr>
+        <w:pStyle w:val="Compact"/>
         <w:numPr>
           <w:ilvl w:val="0"/>
-          <w:numId w:val="1001"/>
+          <w:numId w:val="1002"/>
         </w:numPr>
       </w:pPr>
       <w:hyperlink r:id="rId10">
@@ -136,9 +239,10 @@
     </w:p>
     <w:p>
       <w:pPr>
+        <w:pStyle w:val="Compact"/>
         <w:numPr>
           <w:ilvl w:val="0"/>
-          <w:numId w:val="1001"/>
+          <w:numId w:val="1002"/>
         </w:numPr>
       </w:pPr>
       <w:hyperlink r:id="rId11">
@@ -158,9 +262,10 @@
     </w:p>
     <w:p>
       <w:pPr>
+        <w:pStyle w:val="Compact"/>
         <w:numPr>
           <w:ilvl w:val="0"/>
-          <w:numId w:val="1001"/>
+          <w:numId w:val="1002"/>
         </w:numPr>
       </w:pPr>
       <w:hyperlink r:id="rId12">
@@ -180,9 +285,10 @@
     </w:p>
     <w:p>
       <w:pPr>
+        <w:pStyle w:val="Compact"/>
         <w:numPr>
           <w:ilvl w:val="0"/>
-          <w:numId w:val="1001"/>
+          <w:numId w:val="1002"/>
         </w:numPr>
       </w:pPr>
       <w:hyperlink r:id="rId13">
@@ -202,9 +308,10 @@
     </w:p>
     <w:p>
       <w:pPr>
+        <w:pStyle w:val="Compact"/>
         <w:numPr>
           <w:ilvl w:val="0"/>
-          <w:numId w:val="1001"/>
+          <w:numId w:val="1002"/>
         </w:numPr>
       </w:pPr>
       <w:hyperlink r:id="rId14">
@@ -224,9 +331,10 @@
     </w:p>
     <w:p>
       <w:pPr>
+        <w:pStyle w:val="Compact"/>
         <w:numPr>
           <w:ilvl w:val="0"/>
-          <w:numId w:val="1001"/>
+          <w:numId w:val="1002"/>
         </w:numPr>
       </w:pPr>
       <w:hyperlink r:id="rId15">
@@ -246,9 +354,10 @@
     </w:p>
     <w:p>
       <w:pPr>
+        <w:pStyle w:val="Compact"/>
         <w:numPr>
           <w:ilvl w:val="0"/>
-          <w:numId w:val="1001"/>
+          <w:numId w:val="1002"/>
         </w:numPr>
       </w:pPr>
       <w:hyperlink r:id="rId16">
@@ -268,9 +377,10 @@
     </w:p>
     <w:p>
       <w:pPr>
+        <w:pStyle w:val="Compact"/>
         <w:numPr>
           <w:ilvl w:val="0"/>
-          <w:numId w:val="1001"/>
+          <w:numId w:val="1002"/>
         </w:numPr>
       </w:pPr>
       <w:hyperlink r:id="rId17">
@@ -290,9 +400,10 @@
     </w:p>
     <w:p>
       <w:pPr>
+        <w:pStyle w:val="Compact"/>
         <w:numPr>
           <w:ilvl w:val="0"/>
-          <w:numId w:val="1001"/>
+          <w:numId w:val="1002"/>
         </w:numPr>
       </w:pPr>
       <w:hyperlink r:id="rId18">
@@ -312,9 +423,10 @@
     </w:p>
     <w:p>
       <w:pPr>
+        <w:pStyle w:val="Compact"/>
         <w:numPr>
           <w:ilvl w:val="0"/>
-          <w:numId w:val="1001"/>
+          <w:numId w:val="1002"/>
         </w:numPr>
       </w:pPr>
       <w:hyperlink r:id="rId19">
@@ -334,9 +446,10 @@
     </w:p>
     <w:p>
       <w:pPr>
+        <w:pStyle w:val="Compact"/>
         <w:numPr>
           <w:ilvl w:val="0"/>
-          <w:numId w:val="1001"/>
+          <w:numId w:val="1002"/>
         </w:numPr>
       </w:pPr>
       <w:hyperlink r:id="rId20">
@@ -356,9 +469,10 @@
     </w:p>
     <w:p>
       <w:pPr>
+        <w:pStyle w:val="Compact"/>
         <w:numPr>
           <w:ilvl w:val="0"/>
-          <w:numId w:val="1001"/>
+          <w:numId w:val="1002"/>
         </w:numPr>
       </w:pPr>
       <w:hyperlink r:id="rId21">
@@ -378,9 +492,10 @@
     </w:p>
     <w:p>
       <w:pPr>
+        <w:pStyle w:val="Compact"/>
         <w:numPr>
           <w:ilvl w:val="0"/>
-          <w:numId w:val="1001"/>
+          <w:numId w:val="1002"/>
         </w:numPr>
       </w:pPr>
       <w:hyperlink r:id="rId22">
@@ -616,6 +731,9 @@
     <w:abstractNumId w:val="990"/>
   </w:num>
   <w:num w:numId="1001">
+    <w:abstractNumId w:val="991"/>
+  </w:num>
+  <w:num w:numId="1002">
     <w:abstractNumId w:val="991"/>
   </w:num>
 </w:numbering>

--- a/examples/autoencoder/doc/README.docx
+++ b/examples/autoencoder/doc/README.docx
@@ -46,7 +46,7 @@
         <w:t xml:space="preserve"> </w:t>
       </w:r>
       <w:r>
-        <w:t xml:space="preserve">workflow. All examples work on time-series windows, so the main choice is the type of inductive bias you want in the autoencoder.</w:t>
+        <w:t xml:space="preserve">workflow. All examples work on time-series windows, so the main decision is whether you only need a latent representation or whether reconstruction quality is also part of the task.</w:t>
       </w:r>
     </w:p>
     <w:p>
@@ -66,7 +66,7 @@
         </w:numPr>
       </w:pPr>
       <w:r>
-        <w:t xml:space="preserve">Do I just need a compact latent representation? Start with the simple autoencoder.</w:t>
+        <w:t xml:space="preserve">Do I just need a compact latent representation? Start with the encoder-only block.</w:t>
       </w:r>
     </w:p>
     <w:p>
@@ -78,7 +78,7 @@
         </w:numPr>
       </w:pPr>
       <w:r>
-        <w:t xml:space="preserve">Do I need reconstruction quality as well as encoding? Use the encode-decode variants.</w:t>
+        <w:t xml:space="preserve">Do I need reconstruction quality as well as encoding? Jump to the encoder-decoder block.</w:t>
       </w:r>
     </w:p>
     <w:p>
@@ -193,324 +193,340 @@
     </w:p>
     <w:p>
       <w:pPr>
-        <w:pStyle w:val="Compact"/>
-        <w:numPr>
-          <w:ilvl w:val="0"/>
-          <w:numId w:val="1002"/>
-        </w:numPr>
-      </w:pPr>
+        <w:pStyle w:val="BodyText"/>
+      </w:pPr>
+      <w:r>
+        <w:t xml:space="preserve">Encoder only</w:t>
+      </w:r>
+      <w:r>
+        <w:t xml:space="preserve"> </w:t>
+      </w:r>
+      <w:r>
+        <w:t xml:space="preserve">-</w:t>
+      </w:r>
+      <w:r>
+        <w:t xml:space="preserve"> </w:t>
+      </w:r>
       <w:hyperlink r:id="rId9">
         <w:r>
           <w:rPr>
             <w:rStyle w:val="Hyperlink"/>
           </w:rPr>
-          <w:t xml:space="preserve">autoenc_e.md</w:t>
+          <w:t xml:space="preserve">01_autoenc_e.md</w:t>
         </w:r>
       </w:hyperlink>
       <w:r>
         <w:t xml:space="preserve"> </w:t>
       </w:r>
       <w:r>
-        <w:t xml:space="preserve">— Simple autoencoder (encode) that learns a latent representation (p-&gt;k) by minimizing reconstruction loss.</w:t>
-      </w:r>
-    </w:p>
-    <w:p>
-      <w:pPr>
-        <w:pStyle w:val="Compact"/>
-        <w:numPr>
-          <w:ilvl w:val="0"/>
-          <w:numId w:val="1002"/>
-        </w:numPr>
-      </w:pPr>
+        <w:t xml:space="preserve">— Simple autoencoder (encode) for compact latent representations when reconstruction is not the final product.</w:t>
+      </w:r>
+      <w:r>
+        <w:t xml:space="preserve"> </w:t>
+      </w:r>
+      <w:r>
+        <w:t xml:space="preserve">-</w:t>
+      </w:r>
+      <w:r>
+        <w:t xml:space="preserve"> </w:t>
+      </w:r>
       <w:hyperlink r:id="rId10">
         <w:r>
           <w:rPr>
             <w:rStyle w:val="Hyperlink"/>
           </w:rPr>
-          <w:t xml:space="preserve">autoenc_ed.md</w:t>
+          <w:t xml:space="preserve">02_autoenc_denoise_e.md</w:t>
         </w:r>
       </w:hyperlink>
       <w:r>
         <w:t xml:space="preserve"> </w:t>
       </w:r>
       <w:r>
-        <w:t xml:space="preserve">— Simple autoencoder (encode-decode) trained end-to-end to reconstruct (p&lt;-&gt;k) and evaluate reconstruction error.</w:t>
-      </w:r>
-    </w:p>
-    <w:p>
-      <w:pPr>
-        <w:pStyle w:val="Compact"/>
-        <w:numPr>
-          <w:ilvl w:val="0"/>
-          <w:numId w:val="1002"/>
-        </w:numPr>
-      </w:pPr>
+        <w:t xml:space="preserve">— Denoising autoencoder (encode) for robust latent features under noisy inputs.</w:t>
+      </w:r>
+      <w:r>
+        <w:t xml:space="preserve"> </w:t>
+      </w:r>
+      <w:r>
+        <w:t xml:space="preserve">-</w:t>
+      </w:r>
+      <w:r>
+        <w:t xml:space="preserve"> </w:t>
+      </w:r>
       <w:hyperlink r:id="rId11">
         <w:r>
           <w:rPr>
             <w:rStyle w:val="Hyperlink"/>
           </w:rPr>
-          <w:t xml:space="preserve">autoenc_adv_e.md</w:t>
+          <w:t xml:space="preserve">03_autoenc_conv_e.md</w:t>
         </w:r>
       </w:hyperlink>
       <w:r>
         <w:t xml:space="preserve"> </w:t>
       </w:r>
       <w:r>
-        <w:t xml:space="preserve">— Adversarial autoencoder (encode) that regularizes the latent space via a discriminator to match a prior.</w:t>
-      </w:r>
-    </w:p>
-    <w:p>
-      <w:pPr>
-        <w:pStyle w:val="Compact"/>
-        <w:numPr>
-          <w:ilvl w:val="0"/>
-          <w:numId w:val="1002"/>
-        </w:numPr>
-      </w:pPr>
+        <w:t xml:space="preserve">— 1D convolutional autoencoder (encode) for local temporal structures within each window.</w:t>
+      </w:r>
+      <w:r>
+        <w:t xml:space="preserve"> </w:t>
+      </w:r>
+      <w:r>
+        <w:t xml:space="preserve">-</w:t>
+      </w:r>
+      <w:r>
+        <w:t xml:space="preserve"> </w:t>
+      </w:r>
       <w:hyperlink r:id="rId12">
         <w:r>
           <w:rPr>
             <w:rStyle w:val="Hyperlink"/>
           </w:rPr>
-          <w:t xml:space="preserve">autoenc_adv_ed.md</w:t>
+          <w:t xml:space="preserve">04_autoenc_lstm_e.md</w:t>
         </w:r>
       </w:hyperlink>
       <w:r>
         <w:t xml:space="preserve"> </w:t>
       </w:r>
       <w:r>
-        <w:t xml:space="preserve">— Adversarial autoencoder (encode-decode) combining reconstruction loss with an adversarial game in latent space.</w:t>
-      </w:r>
-    </w:p>
-    <w:p>
-      <w:pPr>
-        <w:pStyle w:val="Compact"/>
-        <w:numPr>
-          <w:ilvl w:val="0"/>
-          <w:numId w:val="1002"/>
-        </w:numPr>
-      </w:pPr>
+        <w:t xml:space="preserve">— LSTM autoencoder (encode) for temporal dependencies across ordered steps in the window.</w:t>
+      </w:r>
+      <w:r>
+        <w:t xml:space="preserve"> </w:t>
+      </w:r>
+      <w:r>
+        <w:t xml:space="preserve">-</w:t>
+      </w:r>
+      <w:r>
+        <w:t xml:space="preserve"> </w:t>
+      </w:r>
       <w:hyperlink r:id="rId13">
         <w:r>
           <w:rPr>
             <w:rStyle w:val="Hyperlink"/>
           </w:rPr>
-          <w:t xml:space="preserve">autoenc_conv_e.md</w:t>
+          <w:t xml:space="preserve">05_autoenc_stacked_e.md</w:t>
         </w:r>
       </w:hyperlink>
       <w:r>
         <w:t xml:space="preserve"> </w:t>
       </w:r>
       <w:r>
-        <w:t xml:space="preserve">— 1D convolutional autoencoder (encode) to capture local patterns within windows.</w:t>
-      </w:r>
-    </w:p>
-    <w:p>
-      <w:pPr>
-        <w:pStyle w:val="Compact"/>
-        <w:numPr>
-          <w:ilvl w:val="0"/>
-          <w:numId w:val="1002"/>
-        </w:numPr>
-      </w:pPr>
+        <w:t xml:space="preserve">— Stacked autoencoder (encode) for gradual nonlinear compression through multiple stages.</w:t>
+      </w:r>
+      <w:r>
+        <w:t xml:space="preserve"> </w:t>
+      </w:r>
+      <w:r>
+        <w:t xml:space="preserve">-</w:t>
+      </w:r>
+      <w:r>
+        <w:t xml:space="preserve"> </w:t>
+      </w:r>
       <w:hyperlink r:id="rId14">
         <w:r>
           <w:rPr>
             <w:rStyle w:val="Hyperlink"/>
           </w:rPr>
-          <w:t xml:space="preserve">autoenc_conv_ed.md</w:t>
+          <w:t xml:space="preserve">06_autoenc_variational_e.md</w:t>
         </w:r>
       </w:hyperlink>
       <w:r>
         <w:t xml:space="preserve"> </w:t>
       </w:r>
       <w:r>
-        <w:t xml:space="preserve">— 1D convolutional autoencoder (encode-decode) reconstructing from the compressed code.</w:t>
-      </w:r>
-    </w:p>
-    <w:p>
-      <w:pPr>
-        <w:pStyle w:val="Compact"/>
-        <w:numPr>
-          <w:ilvl w:val="0"/>
-          <w:numId w:val="1002"/>
-        </w:numPr>
-      </w:pPr>
+        <w:t xml:space="preserve">— Variational autoencoder (encode) for probabilistic latent representations with KL regularization.</w:t>
+      </w:r>
+      <w:r>
+        <w:t xml:space="preserve"> </w:t>
+      </w:r>
+      <w:r>
+        <w:t xml:space="preserve">-</w:t>
+      </w:r>
+      <w:r>
+        <w:t xml:space="preserve"> </w:t>
+      </w:r>
       <w:hyperlink r:id="rId15">
         <w:r>
           <w:rPr>
             <w:rStyle w:val="Hyperlink"/>
           </w:rPr>
-          <w:t xml:space="preserve">autoenc_denoise_e.md</w:t>
+          <w:t xml:space="preserve">07_autoenc_adv_e.md</w:t>
         </w:r>
       </w:hyperlink>
       <w:r>
         <w:t xml:space="preserve"> </w:t>
       </w:r>
       <w:r>
-        <w:t xml:space="preserve">— Denoising autoencoder (encode) trained to recover clean inputs from corrupted data.</w:t>
+        <w:t xml:space="preserve">— Adversarial autoencoder (encode) for latent spaces regularized against a chosen prior.</w:t>
       </w:r>
     </w:p>
     <w:p>
       <w:pPr>
-        <w:pStyle w:val="Compact"/>
-        <w:numPr>
-          <w:ilvl w:val="0"/>
-          <w:numId w:val="1002"/>
-        </w:numPr>
-      </w:pPr>
+        <w:pStyle w:val="BodyText"/>
+      </w:pPr>
+      <w:r>
+        <w:t xml:space="preserve">Encoder-decoder</w:t>
+      </w:r>
+      <w:r>
+        <w:t xml:space="preserve"> </w:t>
+      </w:r>
+      <w:r>
+        <w:t xml:space="preserve">-</w:t>
+      </w:r>
+      <w:r>
+        <w:t xml:space="preserve"> </w:t>
+      </w:r>
       <w:hyperlink r:id="rId16">
         <w:r>
           <w:rPr>
             <w:rStyle w:val="Hyperlink"/>
           </w:rPr>
-          <w:t xml:space="preserve">autoenc_denoise_ed.md</w:t>
+          <w:t xml:space="preserve">11_autoenc_ed.md</w:t>
         </w:r>
       </w:hyperlink>
       <w:r>
         <w:t xml:space="preserve"> </w:t>
       </w:r>
       <w:r>
-        <w:t xml:space="preserve">— Denoising autoencoder (encode-decode) with stochastic input noise and clean reconstruction.</w:t>
-      </w:r>
-    </w:p>
-    <w:p>
-      <w:pPr>
-        <w:pStyle w:val="Compact"/>
-        <w:numPr>
-          <w:ilvl w:val="0"/>
-          <w:numId w:val="1002"/>
-        </w:numPr>
-      </w:pPr>
+        <w:t xml:space="preserve">— Simple autoencoder (encode-decode) when reconstruction error itself is part of the analysis.</w:t>
+      </w:r>
+      <w:r>
+        <w:t xml:space="preserve"> </w:t>
+      </w:r>
+      <w:r>
+        <w:t xml:space="preserve">-</w:t>
+      </w:r>
+      <w:r>
+        <w:t xml:space="preserve"> </w:t>
+      </w:r>
       <w:hyperlink r:id="rId17">
         <w:r>
           <w:rPr>
             <w:rStyle w:val="Hyperlink"/>
           </w:rPr>
-          <w:t xml:space="preserve">autoenc_lstm_e.md</w:t>
+          <w:t xml:space="preserve">12_autoenc_denoise_ed.md</w:t>
         </w:r>
       </w:hyperlink>
       <w:r>
         <w:t xml:space="preserve"> </w:t>
       </w:r>
       <w:r>
-        <w:t xml:space="preserve">— LSTM autoencoder (encode) that encodes temporal dependencies into a fixed-size vector.</w:t>
-      </w:r>
-    </w:p>
-    <w:p>
-      <w:pPr>
-        <w:pStyle w:val="Compact"/>
-        <w:numPr>
-          <w:ilvl w:val="0"/>
-          <w:numId w:val="1002"/>
-        </w:numPr>
-      </w:pPr>
+        <w:t xml:space="preserve">— Denoising autoencoder (encode-decode) for clean reconstruction from corrupted inputs.</w:t>
+      </w:r>
+      <w:r>
+        <w:t xml:space="preserve"> </w:t>
+      </w:r>
+      <w:r>
+        <w:t xml:space="preserve">-</w:t>
+      </w:r>
+      <w:r>
+        <w:t xml:space="preserve"> </w:t>
+      </w:r>
       <w:hyperlink r:id="rId18">
         <w:r>
           <w:rPr>
             <w:rStyle w:val="Hyperlink"/>
           </w:rPr>
-          <w:t xml:space="preserve">autoenc_lstm_ed.md</w:t>
+          <w:t xml:space="preserve">13_autoenc_conv_ed.md</w:t>
         </w:r>
       </w:hyperlink>
       <w:r>
         <w:t xml:space="preserve"> </w:t>
       </w:r>
       <w:r>
-        <w:t xml:space="preserve">— LSTM autoencoder (encode-decode) to encode (p-&gt;k) and reconstruct (k-&gt;p) time-series windows.</w:t>
-      </w:r>
-    </w:p>
-    <w:p>
-      <w:pPr>
-        <w:pStyle w:val="Compact"/>
-        <w:numPr>
-          <w:ilvl w:val="0"/>
-          <w:numId w:val="1002"/>
-        </w:numPr>
-      </w:pPr>
+        <w:t xml:space="preserve">— 1D convolutional autoencoder (encode-decode) to reconstruct windows while preserving local patterns.</w:t>
+      </w:r>
+      <w:r>
+        <w:t xml:space="preserve"> </w:t>
+      </w:r>
+      <w:r>
+        <w:t xml:space="preserve">-</w:t>
+      </w:r>
+      <w:r>
+        <w:t xml:space="preserve"> </w:t>
+      </w:r>
       <w:hyperlink r:id="rId19">
         <w:r>
           <w:rPr>
             <w:rStyle w:val="Hyperlink"/>
           </w:rPr>
-          <w:t xml:space="preserve">autoenc_stacked_e.md</w:t>
+          <w:t xml:space="preserve">14_autoenc_lstm_ed.md</w:t>
         </w:r>
       </w:hyperlink>
       <w:r>
         <w:t xml:space="preserve"> </w:t>
       </w:r>
       <w:r>
-        <w:t xml:space="preserve">— Stacked autoencoder (encode) with multiple nonlinear layers for gradual compression.</w:t>
-      </w:r>
-    </w:p>
-    <w:p>
-      <w:pPr>
-        <w:pStyle w:val="Compact"/>
-        <w:numPr>
-          <w:ilvl w:val="0"/>
-          <w:numId w:val="1002"/>
-        </w:numPr>
-      </w:pPr>
+        <w:t xml:space="preserve">— LSTM autoencoder (encode-decode) to reconstruct sequential windows after recurrent compression.</w:t>
+      </w:r>
+      <w:r>
+        <w:t xml:space="preserve"> </w:t>
+      </w:r>
+      <w:r>
+        <w:t xml:space="preserve">-</w:t>
+      </w:r>
+      <w:r>
+        <w:t xml:space="preserve"> </w:t>
+      </w:r>
       <w:hyperlink r:id="rId20">
         <w:r>
           <w:rPr>
             <w:rStyle w:val="Hyperlink"/>
           </w:rPr>
-          <w:t xml:space="preserve">autoenc_stacked_ed.md</w:t>
+          <w:t xml:space="preserve">15_autoenc_stacked_ed.md</w:t>
         </w:r>
       </w:hyperlink>
       <w:r>
         <w:t xml:space="preserve"> </w:t>
       </w:r>
       <w:r>
-        <w:t xml:space="preserve">— Stacked autoencoder (encode-decode) with a bottleneck and reconstruction guided by loss.</w:t>
-      </w:r>
-    </w:p>
-    <w:p>
-      <w:pPr>
-        <w:pStyle w:val="Compact"/>
-        <w:numPr>
-          <w:ilvl w:val="0"/>
-          <w:numId w:val="1002"/>
-        </w:numPr>
-      </w:pPr>
+        <w:t xml:space="preserve">— Stacked autoencoder (encode-decode) for deeper reconstruction pipelines.</w:t>
+      </w:r>
+      <w:r>
+        <w:t xml:space="preserve"> </w:t>
+      </w:r>
+      <w:r>
+        <w:t xml:space="preserve">-</w:t>
+      </w:r>
+      <w:r>
+        <w:t xml:space="preserve"> </w:t>
+      </w:r>
       <w:hyperlink r:id="rId21">
         <w:r>
           <w:rPr>
             <w:rStyle w:val="Hyperlink"/>
           </w:rPr>
-          <w:t xml:space="preserve">autoenc_variational_e.md</w:t>
+          <w:t xml:space="preserve">16_autoenc_variational_ed.md</w:t>
         </w:r>
       </w:hyperlink>
       <w:r>
         <w:t xml:space="preserve"> </w:t>
       </w:r>
       <w:r>
-        <w:t xml:space="preserve">— Variational autoencoder (VAE, encode) with KL regularization for a probabilistic latent space.</w:t>
-      </w:r>
-    </w:p>
-    <w:p>
-      <w:pPr>
-        <w:pStyle w:val="Compact"/>
-        <w:numPr>
-          <w:ilvl w:val="0"/>
-          <w:numId w:val="1002"/>
-        </w:numPr>
-      </w:pPr>
+        <w:t xml:space="preserve">— Variational autoencoder (encode-decode) optimizing the ELBO for smooth latent spaces and reconstruction.</w:t>
+      </w:r>
+      <w:r>
+        <w:t xml:space="preserve"> </w:t>
+      </w:r>
+      <w:r>
+        <w:t xml:space="preserve">-</w:t>
+      </w:r>
+      <w:r>
+        <w:t xml:space="preserve"> </w:t>
+      </w:r>
       <w:hyperlink r:id="rId22">
         <w:r>
           <w:rPr>
             <w:rStyle w:val="Hyperlink"/>
           </w:rPr>
-          <w:t xml:space="preserve">autoenc_variational_ed.md</w:t>
+          <w:t xml:space="preserve">17_autoenc_adv_ed.md</w:t>
         </w:r>
       </w:hyperlink>
       <w:r>
         <w:t xml:space="preserve"> </w:t>
       </w:r>
       <w:r>
-        <w:t xml:space="preserve">— Variational autoencoder (encode-decode) optimizing the ELBO (reconstruction + KL) for a smooth latent space.</w:t>
+        <w:t xml:space="preserve">— Adversarial autoencoder (encode-decode) combining reconstruction with adversarial latent regularization.</w:t>
       </w:r>
     </w:p>
     <w:bookmarkEnd w:id="23"/>
@@ -731,9 +747,6 @@
     <w:abstractNumId w:val="990"/>
   </w:num>
   <w:num w:numId="1001">
-    <w:abstractNumId w:val="991"/>
-  </w:num>
-  <w:num w:numId="1002">
     <w:abstractNumId w:val="991"/>
   </w:num>
 </w:numbering>

--- a/examples/autoencoder/doc/README.docx
+++ b/examples/autoencoder/doc/README.docx
@@ -2,7 +2,7 @@
 <file path=word/document.xml><?xml version="1.0" encoding="utf-8"?>
 <w:document xmlns:w="http://schemas.openxmlformats.org/wordprocessingml/2006/main" xmlns:m="http://schemas.openxmlformats.org/officeDocument/2006/math" xmlns:r="http://schemas.openxmlformats.org/officeDocument/2006/relationships" xmlns:o="urn:schemas-microsoft-com:office:office" xmlns:v="urn:schemas-microsoft-com:vml" xmlns:w10="urn:schemas-microsoft-com:office:word" xmlns:a="http://schemas.openxmlformats.org/drawingml/2006/main" xmlns:pic="http://schemas.openxmlformats.org/drawingml/2006/picture" xmlns:wp="http://schemas.openxmlformats.org/drawingml/2006/wordprocessingDrawing">
   <w:body>
-    <w:bookmarkStart w:id="23" w:name="autoencoders-examples"/>
+    <w:bookmarkStart w:id="25" w:name="autoencoders-examples"/>
     <w:p>
       <w:pPr>
         <w:pStyle w:val="Heading1"/>
@@ -529,7 +529,61 @@
         <w:t xml:space="preserve">— Adversarial autoencoder (encode-decode) combining reconstruction with adversarial latent regularization.</w:t>
       </w:r>
     </w:p>
-    <w:bookmarkEnd w:id="23"/>
+    <w:p>
+      <w:pPr>
+        <w:pStyle w:val="BodyText"/>
+      </w:pPr>
+      <w:r>
+        <w:t xml:space="preserve">Training regimes for the simple encoder-decoder</w:t>
+      </w:r>
+      <w:r>
+        <w:t xml:space="preserve"> </w:t>
+      </w:r>
+      <w:r>
+        <w:t xml:space="preserve">-</w:t>
+      </w:r>
+      <w:r>
+        <w:t xml:space="preserve"> </w:t>
+      </w:r>
+      <w:hyperlink r:id="rId23">
+        <w:r>
+          <w:rPr>
+            <w:rStyle w:val="Hyperlink"/>
+          </w:rPr>
+          <w:t xml:space="preserve">21_autoenc_ed_static_patience.md</w:t>
+        </w:r>
+      </w:hyperlink>
+      <w:r>
+        <w:t xml:space="preserve"> </w:t>
+      </w:r>
+      <w:r>
+        <w:t xml:space="preserve">— Simple autoencoder with static validation and patience-based early stopping.</w:t>
+      </w:r>
+      <w:r>
+        <w:t xml:space="preserve"> </w:t>
+      </w:r>
+      <w:r>
+        <w:t xml:space="preserve">-</w:t>
+      </w:r>
+      <w:r>
+        <w:t xml:space="preserve"> </w:t>
+      </w:r>
+      <w:hyperlink r:id="rId24">
+        <w:r>
+          <w:rPr>
+            <w:rStyle w:val="Hyperlink"/>
+          </w:rPr>
+          <w:t xml:space="preserve">22_autoenc_ed_dynamic_patience.md</w:t>
+        </w:r>
+      </w:hyperlink>
+      <w:r>
+        <w:t xml:space="preserve"> </w:t>
+      </w:r>
+      <w:r>
+        <w:t xml:space="preserve">— Simple autoencoder with dynamic validation and patience-based early stopping.</w:t>
+      </w:r>
+    </w:p>
+    <w:bookmarkEnd w:id="25"/>
     <w:sectPr>
       <w:footnotePr>
         <w:numRestart w:val="eachSect"/>
